--- a/Pregrado/Trabajo de grado 2/Clases/Recursos/ACAs/Quiz 3 (4%) - guia del cuestionario.docx
+++ b/Pregrado/Trabajo de grado 2/Clases/Recursos/ACAs/Quiz 3 (4%) - guia del cuestionario.docx
@@ -830,7 +830,7 @@
           <w:color w:val="2B2B2B"/>
           <w:sz w:val="22"/>
         </w:rPr>
-        <w:t xml:space="preserve">Temario trabajado en clase </w:t>
+        <w:t xml:space="preserve">Sesiones </w:t>
       </w:r>
       <w:r>
         <w:rPr>
@@ -839,7 +839,7 @@
           <w:color w:val="2B2B2B"/>
           <w:sz w:val="22"/>
         </w:rPr>
-        <w:t>hasta el cierre</w:t>
+        <w:t>ya dictadas</w:t>
       </w:r>
       <w:r>
         <w:rPr>
@@ -848,7 +848,7 @@
           <w:color w:val="2B2B2B"/>
           <w:sz w:val="22"/>
         </w:rPr>
-        <w:t xml:space="preserve"> (26/10/2026):</w:t>
+        <w:t xml:space="preserve"> cuando cierra este cuestionario (26/10/2026) — eso es lo que entra:</w:t>
       </w:r>
     </w:p>
     <w:p>
@@ -1036,9 +1036,44 @@
       </w:r>
     </w:p>
     <w:p>
-      <w:pPr>
-        <w:pStyle w:val="ListBullet"/>
-      </w:pPr>
+      <w:r>
+        <w:rPr>
+          <w:rFonts w:ascii="Calibri" w:hAnsi="Calibri"/>
+          <w:b/>
+          <w:color w:val="2B2B2B"/>
+          <w:sz w:val="22"/>
+        </w:rPr>
+        <w:t>Nuevo desde el cierre de Parcial 2</w:t>
+      </w:r>
+      <w:r>
+        <w:rPr>
+          <w:rFonts w:ascii="Calibri" w:hAnsi="Calibri"/>
+          <w:b w:val="0"/>
+          <w:color w:val="2B2B2B"/>
+          <w:sz w:val="22"/>
+        </w:rPr>
+        <w:t xml:space="preserve"> (05/10/2026): Sesión 08, Sesión 09. Lo anterior sigue siendo base — el curso es acumulativo.</w:t>
+      </w:r>
+    </w:p>
+    <w:p>
+      <w:r>
+        <w:rPr>
+          <w:rFonts w:ascii="Calibri" w:hAnsi="Calibri"/>
+          <w:b/>
+          <w:color w:val="2B2B2B"/>
+          <w:sz w:val="22"/>
+        </w:rPr>
+        <w:t>Lo que NO entra:</w:t>
+      </w:r>
+      <w:r>
+        <w:rPr>
+          <w:rFonts w:ascii="Calibri" w:hAnsi="Calibri"/>
+          <w:b w:val="0"/>
+          <w:color w:val="2B2B2B"/>
+          <w:sz w:val="22"/>
+        </w:rPr>
+        <w:t xml:space="preserve"> la </w:t>
+      </w:r>
       <w:r>
         <w:rPr>
           <w:rFonts w:ascii="Calibri" w:hAnsi="Calibri"/>
@@ -1055,10 +1090,8 @@
           <w:color w:val="2B2B2B"/>
           <w:sz w:val="22"/>
         </w:rPr>
-        <w:t xml:space="preserve"> (26/10/2026) — Socialización de avances</w:t>
+        <w:t xml:space="preserve"> (26/10/2026 — Socialización de avances) se dicta </w:t>
       </w:r>
-    </w:p>
-    <w:p>
       <w:r>
         <w:rPr>
           <w:rFonts w:ascii="Calibri" w:hAnsi="Calibri"/>
@@ -1066,7 +1099,7 @@
           <w:color w:val="2B2B2B"/>
           <w:sz w:val="22"/>
         </w:rPr>
-        <w:t>Nuevo desde el cierre de Parcial 2</w:t>
+        <w:t>el mismo día</w:t>
       </w:r>
       <w:r>
         <w:rPr>
@@ -1075,7 +1108,43 @@
           <w:color w:val="2B2B2B"/>
           <w:sz w:val="22"/>
         </w:rPr>
-        <w:t xml:space="preserve"> (05/10/2026): Sesión 09, Sesión 10. Lo anterior sigue siendo base — el curso es acumulativo.</w:t>
+        <w:t xml:space="preserve"> en que cierra el cuestionario, así que su tema </w:t>
+      </w:r>
+      <w:r>
+        <w:rPr>
+          <w:rFonts w:ascii="Calibri" w:hAnsi="Calibri"/>
+          <w:b/>
+          <w:color w:val="2B2B2B"/>
+          <w:sz w:val="22"/>
+        </w:rPr>
+        <w:t>queda fuera</w:t>
+      </w:r>
+      <w:r>
+        <w:rPr>
+          <w:rFonts w:ascii="Calibri" w:hAnsi="Calibri"/>
+          <w:b w:val="0"/>
+          <w:color w:val="2B2B2B"/>
+          <w:sz w:val="22"/>
+        </w:rPr>
+        <w:t xml:space="preserve">: no se te pregunta algo que todavía no has visto en clase. Ese tema sigue siendo materia del curso y de la </w:t>
+      </w:r>
+      <w:r>
+        <w:rPr>
+          <w:rFonts w:ascii="Calibri" w:hAnsi="Calibri"/>
+          <w:b/>
+          <w:color w:val="2B2B2B"/>
+          <w:sz w:val="22"/>
+        </w:rPr>
+        <w:t>ACA Final</w:t>
+      </w:r>
+      <w:r>
+        <w:rPr>
+          <w:rFonts w:ascii="Calibri" w:hAnsi="Calibri"/>
+          <w:b w:val="0"/>
+          <w:color w:val="2B2B2B"/>
+          <w:sz w:val="22"/>
+        </w:rPr>
+        <w:t>.</w:t>
       </w:r>
     </w:p>
     <w:p>
@@ -1613,7 +1682,25 @@
           <w:color w:val="2B2B2B"/>
           <w:sz w:val="22"/>
         </w:rPr>
-        <w:t>Repasa el deck y tus apuntes de cada sesión (</w:t>
+        <w:t xml:space="preserve">Estudia </w:t>
+      </w:r>
+      <w:r>
+        <w:rPr>
+          <w:rFonts w:ascii="Calibri" w:hAnsi="Calibri"/>
+          <w:b/>
+          <w:color w:val="2B2B2B"/>
+          <w:sz w:val="22"/>
+        </w:rPr>
+        <w:t>lo que está en el punto 3, y solo eso</w:t>
+      </w:r>
+      <w:r>
+        <w:rPr>
+          <w:rFonts w:ascii="Calibri" w:hAnsi="Calibri"/>
+          <w:b w:val="0"/>
+          <w:color w:val="2B2B2B"/>
+          <w:sz w:val="22"/>
+        </w:rPr>
+        <w:t>: el alcance del cuestionario son esas sesiones. Ten a mano el deck y tus apuntes de cada una (</w:t>
       </w:r>
       <w:r>
         <w:rPr>
@@ -1640,20 +1727,11 @@
       <w:r>
         <w:rPr>
           <w:rFonts w:ascii="Calibri" w:hAnsi="Calibri"/>
-          <w:b w:val="0"/>
-          <w:color w:val="2B2B2B"/>
-          <w:sz w:val="22"/>
-        </w:rPr>
-        <w:t xml:space="preserve">Ten a mano la </w:t>
-      </w:r>
-      <w:r>
-        <w:rPr>
-          <w:rFonts w:ascii="Calibri" w:hAnsi="Calibri"/>
           <w:b/>
           <w:color w:val="2B2B2B"/>
           <w:sz w:val="22"/>
         </w:rPr>
-        <w:t>lectura autónoma de la Sesión 01</w:t>
+        <w:t>Lectura autónoma de la Sesión 01</w:t>
       </w:r>
       <w:r>
         <w:rPr>
@@ -1662,7 +1740,7 @@
           <w:color w:val="2B2B2B"/>
           <w:sz w:val="22"/>
         </w:rPr>
-        <w:t xml:space="preserve"> (delimitación / reformulación del tema).</w:t>
+        <w:t xml:space="preserve"> (delimitación / reformulación del tema): ten resuelto de qué proyecto vienes y qué vas a sostener en TG2.</w:t>
       </w:r>
     </w:p>
     <w:p>
@@ -1672,11 +1750,20 @@
       <w:r>
         <w:rPr>
           <w:rFonts w:ascii="Calibri" w:hAnsi="Calibri"/>
+          <w:b/>
+          <w:color w:val="2B2B2B"/>
+          <w:sz w:val="22"/>
+        </w:rPr>
+        <w:t>Sesión 02 — Pregunta, objetivos y título provisional:</w:t>
+      </w:r>
+      <w:r>
+        <w:rPr>
+          <w:rFonts w:ascii="Calibri" w:hAnsi="Calibri"/>
           <w:b w:val="0"/>
           <w:color w:val="2B2B2B"/>
           <w:sz w:val="22"/>
         </w:rPr>
-        <w:t xml:space="preserve">Ten claras las </w:t>
+        <w:t xml:space="preserve"> Formula </w:t>
       </w:r>
       <w:r>
         <w:rPr>
@@ -1685,7 +1772,7 @@
           <w:color w:val="2B2B2B"/>
           <w:sz w:val="22"/>
         </w:rPr>
-        <w:t>partes del documento de grado</w:t>
+        <w:t>pregunta, objetivos y título provisional</w:t>
       </w:r>
       <w:r>
         <w:rPr>
@@ -1694,7 +1781,7 @@
           <w:color w:val="2B2B2B"/>
           <w:sz w:val="22"/>
         </w:rPr>
-        <w:t xml:space="preserve"> y qué va en cada una (problema, marcos, metodología, instrumentos, plan de análisis).</w:t>
+        <w:t xml:space="preserve"> de tu propio proyecto y prepárate para explicar por qué son coherentes entre sí. Recuerda que el 17/08 fue clase autónoma por festivo.</w:t>
       </w:r>
     </w:p>
     <w:p>
@@ -1704,11 +1791,38 @@
       <w:r>
         <w:rPr>
           <w:rFonts w:ascii="Calibri" w:hAnsi="Calibri"/>
+          <w:b/>
+          <w:color w:val="2B2B2B"/>
+          <w:sz w:val="22"/>
+        </w:rPr>
+        <w:t>Sesión 03 — Estructura del documento / artículo de avance:</w:t>
+      </w:r>
+      <w:r>
+        <w:rPr>
+          <w:rFonts w:ascii="Calibri" w:hAnsi="Calibri"/>
           <w:b w:val="0"/>
           <w:color w:val="2B2B2B"/>
           <w:sz w:val="22"/>
         </w:rPr>
-        <w:t xml:space="preserve">Repasa </w:t>
+        <w:t xml:space="preserve"> Ten clara la </w:t>
+      </w:r>
+      <w:r>
+        <w:rPr>
+          <w:rFonts w:ascii="Calibri" w:hAnsi="Calibri"/>
+          <w:b/>
+          <w:color w:val="2B2B2B"/>
+          <w:sz w:val="22"/>
+        </w:rPr>
+        <w:t>estructura del documento</w:t>
+      </w:r>
+      <w:r>
+        <w:rPr>
+          <w:rFonts w:ascii="Calibri" w:hAnsi="Calibri"/>
+          <w:b w:val="0"/>
+          <w:color w:val="2B2B2B"/>
+          <w:sz w:val="22"/>
+        </w:rPr>
+        <w:t xml:space="preserve"> de avance en plantilla APA CUN: qué va en cada apartado y en qué orden. Repasa </w:t>
       </w:r>
       <w:r>
         <w:rPr>
@@ -1726,7 +1840,325 @@
           <w:color w:val="2B2B2B"/>
           <w:sz w:val="22"/>
         </w:rPr>
-        <w:t>: cita en texto, referencia final y qué constituye plagio.</w:t>
+        <w:t xml:space="preserve"> —cita en texto, referencia final— y qué constituye plagio.</w:t>
+      </w:r>
+    </w:p>
+    <w:p>
+      <w:pPr>
+        <w:pStyle w:val="ListBullet"/>
+      </w:pPr>
+      <w:r>
+        <w:rPr>
+          <w:rFonts w:ascii="Calibri" w:hAnsi="Calibri"/>
+          <w:b/>
+          <w:color w:val="2B2B2B"/>
+          <w:sz w:val="22"/>
+        </w:rPr>
+        <w:t>Sesión 04 — Antecedentes y referentes (Fase I):</w:t>
+      </w:r>
+      <w:r>
+        <w:rPr>
+          <w:rFonts w:ascii="Calibri" w:hAnsi="Calibri"/>
+          <w:b w:val="0"/>
+          <w:color w:val="2B2B2B"/>
+          <w:sz w:val="22"/>
+        </w:rPr>
+        <w:t xml:space="preserve"> Ten claro qué es un </w:t>
+      </w:r>
+      <w:r>
+        <w:rPr>
+          <w:rFonts w:ascii="Calibri" w:hAnsi="Calibri"/>
+          <w:b/>
+          <w:color w:val="2B2B2B"/>
+          <w:sz w:val="22"/>
+        </w:rPr>
+        <w:t>antecedente / referente</w:t>
+      </w:r>
+      <w:r>
+        <w:rPr>
+          <w:rFonts w:ascii="Calibri" w:hAnsi="Calibri"/>
+          <w:b w:val="0"/>
+          <w:color w:val="2B2B2B"/>
+          <w:sz w:val="22"/>
+        </w:rPr>
+        <w:t xml:space="preserve"> (Fase I), cómo se busca en las bases CUN y cómo se conecta con tu pregunta.</w:t>
+      </w:r>
+    </w:p>
+    <w:p>
+      <w:pPr>
+        <w:pStyle w:val="ListBullet"/>
+      </w:pPr>
+      <w:r>
+        <w:rPr>
+          <w:rFonts w:ascii="Calibri" w:hAnsi="Calibri"/>
+          <w:b/>
+          <w:color w:val="2B2B2B"/>
+          <w:sz w:val="22"/>
+        </w:rPr>
+        <w:t>Sesión 05 — Marco teórico — avance:</w:t>
+      </w:r>
+      <w:r>
+        <w:rPr>
+          <w:rFonts w:ascii="Calibri" w:hAnsi="Calibri"/>
+          <w:b w:val="0"/>
+          <w:color w:val="2B2B2B"/>
+          <w:sz w:val="22"/>
+        </w:rPr>
+        <w:t xml:space="preserve"> Ten claro qué es un </w:t>
+      </w:r>
+      <w:r>
+        <w:rPr>
+          <w:rFonts w:ascii="Calibri" w:hAnsi="Calibri"/>
+          <w:b/>
+          <w:color w:val="2B2B2B"/>
+          <w:sz w:val="22"/>
+        </w:rPr>
+        <w:t>marco teórico</w:t>
+      </w:r>
+      <w:r>
+        <w:rPr>
+          <w:rFonts w:ascii="Calibri" w:hAnsi="Calibri"/>
+          <w:b w:val="0"/>
+          <w:color w:val="2B2B2B"/>
+          <w:sz w:val="22"/>
+        </w:rPr>
+        <w:t xml:space="preserve"> y cómo se articula con las </w:t>
+      </w:r>
+      <w:r>
+        <w:rPr>
+          <w:rFonts w:ascii="Calibri" w:hAnsi="Calibri"/>
+          <w:b/>
+          <w:color w:val="2B2B2B"/>
+          <w:sz w:val="22"/>
+        </w:rPr>
+        <w:t>variables</w:t>
+      </w:r>
+      <w:r>
+        <w:rPr>
+          <w:rFonts w:ascii="Calibri" w:hAnsi="Calibri"/>
+          <w:b w:val="0"/>
+          <w:color w:val="2B2B2B"/>
+          <w:sz w:val="22"/>
+        </w:rPr>
+        <w:t xml:space="preserve"> de tu pregunta.</w:t>
+      </w:r>
+    </w:p>
+    <w:p>
+      <w:pPr>
+        <w:pStyle w:val="ListBullet"/>
+      </w:pPr>
+      <w:r>
+        <w:rPr>
+          <w:rFonts w:ascii="Calibri" w:hAnsi="Calibri"/>
+          <w:b/>
+          <w:color w:val="2B2B2B"/>
+          <w:sz w:val="22"/>
+        </w:rPr>
+        <w:t>Sesión 06 — Marco conceptual y contextual:</w:t>
+      </w:r>
+      <w:r>
+        <w:rPr>
+          <w:rFonts w:ascii="Calibri" w:hAnsi="Calibri"/>
+          <w:b w:val="0"/>
+          <w:color w:val="2B2B2B"/>
+          <w:sz w:val="22"/>
+        </w:rPr>
+        <w:t xml:space="preserve"> Diferencia </w:t>
+      </w:r>
+      <w:r>
+        <w:rPr>
+          <w:rFonts w:ascii="Calibri" w:hAnsi="Calibri"/>
+          <w:b/>
+          <w:color w:val="2B2B2B"/>
+          <w:sz w:val="22"/>
+        </w:rPr>
+        <w:t>marco conceptual</w:t>
+      </w:r>
+      <w:r>
+        <w:rPr>
+          <w:rFonts w:ascii="Calibri" w:hAnsi="Calibri"/>
+          <w:b w:val="0"/>
+          <w:color w:val="2B2B2B"/>
+          <w:sz w:val="22"/>
+        </w:rPr>
+        <w:t xml:space="preserve"> (definiciones operativas) de </w:t>
+      </w:r>
+      <w:r>
+        <w:rPr>
+          <w:rFonts w:ascii="Calibri" w:hAnsi="Calibri"/>
+          <w:b/>
+          <w:color w:val="2B2B2B"/>
+          <w:sz w:val="22"/>
+        </w:rPr>
+        <w:t>marco contextual</w:t>
+      </w:r>
+      <w:r>
+        <w:rPr>
+          <w:rFonts w:ascii="Calibri" w:hAnsi="Calibri"/>
+          <w:b w:val="0"/>
+          <w:color w:val="2B2B2B"/>
+          <w:sz w:val="22"/>
+        </w:rPr>
+        <w:t xml:space="preserve"> (dónde ocurre lo que estudias).</w:t>
+      </w:r>
+    </w:p>
+    <w:p>
+      <w:pPr>
+        <w:pStyle w:val="ListBullet"/>
+      </w:pPr>
+      <w:r>
+        <w:rPr>
+          <w:rFonts w:ascii="Calibri" w:hAnsi="Calibri"/>
+          <w:b/>
+          <w:color w:val="2B2B2B"/>
+          <w:sz w:val="22"/>
+        </w:rPr>
+        <w:t>Sesión 07 — Diseño metodológico (propuesto):</w:t>
+      </w:r>
+      <w:r>
+        <w:rPr>
+          <w:rFonts w:ascii="Calibri" w:hAnsi="Calibri"/>
+          <w:b w:val="0"/>
+          <w:color w:val="2B2B2B"/>
+          <w:sz w:val="22"/>
+        </w:rPr>
+        <w:t xml:space="preserve"> Distingue </w:t>
+      </w:r>
+      <w:r>
+        <w:rPr>
+          <w:rFonts w:ascii="Calibri" w:hAnsi="Calibri"/>
+          <w:b/>
+          <w:color w:val="2B2B2B"/>
+          <w:sz w:val="22"/>
+        </w:rPr>
+        <w:t>enfoque, tipo, alcance y diseño</w:t>
+      </w:r>
+      <w:r>
+        <w:rPr>
+          <w:rFonts w:ascii="Calibri" w:hAnsi="Calibri"/>
+          <w:b w:val="0"/>
+          <w:color w:val="2B2B2B"/>
+          <w:sz w:val="22"/>
+        </w:rPr>
+        <w:t xml:space="preserve"> metodológico y prepárate para justificar el que propones.</w:t>
+      </w:r>
+    </w:p>
+    <w:p>
+      <w:pPr>
+        <w:pStyle w:val="ListBullet"/>
+      </w:pPr>
+      <w:r>
+        <w:rPr>
+          <w:rFonts w:ascii="Calibri" w:hAnsi="Calibri"/>
+          <w:b/>
+          <w:color w:val="2B2B2B"/>
+          <w:sz w:val="22"/>
+        </w:rPr>
+        <w:t>Sesión 08 — Instrumentos y plan de análisis (propuestos):</w:t>
+      </w:r>
+      <w:r>
+        <w:rPr>
+          <w:rFonts w:ascii="Calibri" w:hAnsi="Calibri"/>
+          <w:b w:val="0"/>
+          <w:color w:val="2B2B2B"/>
+          <w:sz w:val="22"/>
+        </w:rPr>
+        <w:t xml:space="preserve"> Ten claro qué </w:t>
+      </w:r>
+      <w:r>
+        <w:rPr>
+          <w:rFonts w:ascii="Calibri" w:hAnsi="Calibri"/>
+          <w:b/>
+          <w:color w:val="2B2B2B"/>
+          <w:sz w:val="22"/>
+        </w:rPr>
+        <w:t>instrumento</w:t>
+      </w:r>
+      <w:r>
+        <w:rPr>
+          <w:rFonts w:ascii="Calibri" w:hAnsi="Calibri"/>
+          <w:b w:val="0"/>
+          <w:color w:val="2B2B2B"/>
+          <w:sz w:val="22"/>
+        </w:rPr>
+        <w:t xml:space="preserve"> propones y qué mide, y qué es un </w:t>
+      </w:r>
+      <w:r>
+        <w:rPr>
+          <w:rFonts w:ascii="Calibri" w:hAnsi="Calibri"/>
+          <w:b/>
+          <w:color w:val="2B2B2B"/>
+          <w:sz w:val="22"/>
+        </w:rPr>
+        <w:t>plan de análisis</w:t>
+      </w:r>
+      <w:r>
+        <w:rPr>
+          <w:rFonts w:ascii="Calibri" w:hAnsi="Calibri"/>
+          <w:b w:val="0"/>
+          <w:color w:val="2B2B2B"/>
+          <w:sz w:val="22"/>
+        </w:rPr>
+        <w:t xml:space="preserve">. En TG2 ambos se </w:t>
+      </w:r>
+      <w:r>
+        <w:rPr>
+          <w:rFonts w:ascii="Calibri" w:hAnsi="Calibri"/>
+          <w:b/>
+          <w:color w:val="2B2B2B"/>
+          <w:sz w:val="22"/>
+        </w:rPr>
+        <w:t>proponen</w:t>
+      </w:r>
+      <w:r>
+        <w:rPr>
+          <w:rFonts w:ascii="Calibri" w:hAnsi="Calibri"/>
+          <w:b w:val="0"/>
+          <w:color w:val="2B2B2B"/>
+          <w:sz w:val="22"/>
+        </w:rPr>
+        <w:t>, no se aplican.</w:t>
+      </w:r>
+    </w:p>
+    <w:p>
+      <w:pPr>
+        <w:pStyle w:val="ListBullet"/>
+      </w:pPr>
+      <w:r>
+        <w:rPr>
+          <w:rFonts w:ascii="Calibri" w:hAnsi="Calibri"/>
+          <w:b/>
+          <w:color w:val="2B2B2B"/>
+          <w:sz w:val="22"/>
+        </w:rPr>
+        <w:t>Sesión 09 — Integración del avance · correcciones:</w:t>
+      </w:r>
+      <w:r>
+        <w:rPr>
+          <w:rFonts w:ascii="Calibri" w:hAnsi="Calibri"/>
+          <w:b w:val="0"/>
+          <w:color w:val="2B2B2B"/>
+          <w:sz w:val="22"/>
+        </w:rPr>
+        <w:t xml:space="preserve"> Ten claro qué significa </w:t>
+      </w:r>
+      <w:r>
+        <w:rPr>
+          <w:rFonts w:ascii="Calibri" w:hAnsi="Calibri"/>
+          <w:b/>
+          <w:color w:val="2B2B2B"/>
+          <w:sz w:val="22"/>
+        </w:rPr>
+        <w:t>integrar</w:t>
+      </w:r>
+      <w:r>
+        <w:rPr>
+          <w:rFonts w:ascii="Calibri" w:hAnsi="Calibri"/>
+          <w:b w:val="0"/>
+          <w:color w:val="2B2B2B"/>
+          <w:sz w:val="22"/>
+        </w:rPr>
+        <w:t xml:space="preserve"> el avance: trazabilidad de las correcciones recibidas y un documento coherente, no fragmentos pegados.</w:t>
       </w:r>
     </w:p>
     <w:p>
@@ -1758,7 +2190,7 @@
           <w:color w:val="2B2B2B"/>
           <w:sz w:val="22"/>
         </w:rPr>
-        <w:t>: varios ítems se responden mejor con tu caso a la vista.</w:t>
+        <w:t>: varios ítems se responden mejor con tu documento a la vista.</w:t>
       </w:r>
     </w:p>
     <w:p>
@@ -3066,7 +3498,25 @@
           <w:color w:val="2B2B2B"/>
           <w:sz w:val="22"/>
         </w:rPr>
-        <w:t xml:space="preserve">Cierra el día de la </w:t>
+        <w:t xml:space="preserve">Cierra </w:t>
+      </w:r>
+      <w:r>
+        <w:rPr>
+          <w:rFonts w:ascii="Calibri" w:hAnsi="Calibri"/>
+          <w:b/>
+          <w:color w:val="2B2B2B"/>
+          <w:sz w:val="22"/>
+        </w:rPr>
+        <w:t>el día</w:t>
+      </w:r>
+      <w:r>
+        <w:rPr>
+          <w:rFonts w:ascii="Calibri" w:hAnsi="Calibri"/>
+          <w:b w:val="0"/>
+          <w:color w:val="2B2B2B"/>
+          <w:sz w:val="22"/>
+        </w:rPr>
+        <w:t xml:space="preserve"> de la </w:t>
       </w:r>
       <w:r>
         <w:rPr>
@@ -3084,7 +3534,43 @@
           <w:color w:val="2B2B2B"/>
           <w:sz w:val="22"/>
         </w:rPr>
-        <w:t xml:space="preserve"> (socialización de avances): es el último cuestionario del curso.</w:t>
+        <w:t xml:space="preserve"> (Socialización de avances), que por eso </w:t>
+      </w:r>
+      <w:r>
+        <w:rPr>
+          <w:rFonts w:ascii="Calibri" w:hAnsi="Calibri"/>
+          <w:b/>
+          <w:color w:val="2B2B2B"/>
+          <w:sz w:val="22"/>
+        </w:rPr>
+        <w:t>no</w:t>
+      </w:r>
+      <w:r>
+        <w:rPr>
+          <w:rFonts w:ascii="Calibri" w:hAnsi="Calibri"/>
+          <w:b w:val="0"/>
+          <w:color w:val="2B2B2B"/>
+          <w:sz w:val="22"/>
+        </w:rPr>
+        <w:t xml:space="preserve"> entra: llega hasta la </w:t>
+      </w:r>
+      <w:r>
+        <w:rPr>
+          <w:rFonts w:ascii="Calibri" w:hAnsi="Calibri"/>
+          <w:b/>
+          <w:color w:val="2B2B2B"/>
+          <w:sz w:val="22"/>
+        </w:rPr>
+        <w:t>Sesión 09</w:t>
+      </w:r>
+      <w:r>
+        <w:rPr>
+          <w:rFonts w:ascii="Calibri" w:hAnsi="Calibri"/>
+          <w:b w:val="0"/>
+          <w:color w:val="2B2B2B"/>
+          <w:sz w:val="22"/>
+        </w:rPr>
+        <w:t xml:space="preserve"> (Integración del avance · correcciones). Es el último cuestionario del curso.</w:t>
       </w:r>
     </w:p>
     <w:p>

--- a/Pregrado/Trabajo de grado 2/Clases/Recursos/ACAs/Quiz 3 (4%) - guia del cuestionario.docx
+++ b/Pregrado/Trabajo de grado 2/Clases/Recursos/ACAs/Quiz 3 (4%) - guia del cuestionario.docx
@@ -344,7 +344,25 @@
           <w:color w:val="2B2B2B"/>
           <w:sz w:val="22"/>
         </w:rPr>
-        <w:t xml:space="preserve"> Corte 1 30% = Quiz 1 6% + Parcial 1 24% · Corte 2 30% = Quiz 2 9% + Parcial 2 21% · Corte 3 40% = ACA Final 32,8% + Quiz 3 4% + Autoevaluación 1,6% + Coevaluación 1,6% — ya verificado en el aula, no orientativo. Producto: avance consolidado del proyecto/artículo hacia TG3, que se entrega como </w:t>
+        <w:t xml:space="preserve"> Corte 1 30% = Quiz 1 6% + Parcial 1 24% · Corte 2 30% = Quiz 2 9% + Parcial 2 21% · Corte 3 40% = ACA Final 32,8% + Quiz 3 4% + Autoevaluación 1,6% + Coevaluación 1,6% — ya verificado en el aula, no orientativo. Producto: avance consolidado del </w:t>
+      </w:r>
+      <w:r>
+        <w:rPr>
+          <w:rFonts w:ascii="Calibri" w:hAnsi="Calibri"/>
+          <w:b/>
+          <w:color w:val="2B2B2B"/>
+          <w:sz w:val="22"/>
+        </w:rPr>
+        <w:t>documento</w:t>
+      </w:r>
+      <w:r>
+        <w:rPr>
+          <w:rFonts w:ascii="Calibri" w:hAnsi="Calibri"/>
+          <w:b w:val="0"/>
+          <w:color w:val="2B2B2B"/>
+          <w:sz w:val="22"/>
+        </w:rPr>
+        <w:t xml:space="preserve"> de grado hacia TG3, que se entrega como </w:t>
       </w:r>
       <w:r>
         <w:rPr>
@@ -894,7 +912,7 @@
           <w:color w:val="2B2B2B"/>
           <w:sz w:val="22"/>
         </w:rPr>
-        <w:t xml:space="preserve"> (31/08/2026) — Estructura del documento / artículo de avance</w:t>
+        <w:t xml:space="preserve"> (31/08/2026) — Estructura del documento de avance</w:t>
       </w:r>
     </w:p>
     <w:p>
@@ -1795,7 +1813,7 @@
           <w:color w:val="2B2B2B"/>
           <w:sz w:val="22"/>
         </w:rPr>
-        <w:t>Sesión 03 — Estructura del documento / artículo de avance:</w:t>
+        <w:t>Sesión 03 — Estructura del documento de avance:</w:t>
       </w:r>
       <w:r>
         <w:rPr>
@@ -1822,7 +1840,7 @@
           <w:color w:val="2B2B2B"/>
           <w:sz w:val="22"/>
         </w:rPr>
-        <w:t xml:space="preserve"> de avance en plantilla APA CUN: qué va en cada apartado y en qué orden. Repasa </w:t>
+        <w:t xml:space="preserve"> de avance en plantilla APA CUN: qué va en cada apartado y en qué orden —es el mismo esqueleto para cualquier modalidad de grado. Repasa </w:t>
       </w:r>
       <w:r>
         <w:rPr>
